--- a/docs/diagram/word/Bab4-ActivityDiagram.docx
+++ b/docs/diagram/word/Bab4-ActivityDiagram.docx
@@ -2,7 +2,7 @@
 <file path=word/document.xml><?xml version="1.0" encoding="utf-8"?>
 <w:document xmlns:w="http://schemas.openxmlformats.org/wordprocessingml/2006/main" xmlns:m="http://schemas.openxmlformats.org/officeDocument/2006/math" xmlns:r="http://schemas.openxmlformats.org/officeDocument/2006/relationships" xmlns:o="urn:schemas-microsoft-com:office:office" xmlns:v="urn:schemas-microsoft-com:vml" xmlns:w10="urn:schemas-microsoft-com:office:word" xmlns:a="http://schemas.openxmlformats.org/drawingml/2006/main" xmlns:pic="http://schemas.openxmlformats.org/drawingml/2006/picture" xmlns:wp="http://schemas.openxmlformats.org/drawingml/2006/wordprocessingDrawing">
   <w:body>
-    <w:bookmarkStart w:id="22" w:name="draf-bab-iv--subbab-activity-diagram"/>
+    <w:bookmarkStart w:id="24" w:name="draf-bab-iv--subbab-activity-diagram"/>
     <w:p>
       <w:pPr>
         <w:pStyle w:val="Heading1"/>
@@ -365,7 +365,7 @@
                 <w:b/>
                 <w:bCs/>
               </w:rPr>
-              <w:t xml:space="preserve">Delapan diagram, isi dokumen ini</w:t>
+              <w:t xml:space="preserve">Sepuluh diagram, isi dokumen ini</w:t>
             </w:r>
           </w:p>
         </w:tc>
@@ -503,7 +503,7 @@
       </w:r>
     </w:p>
     <w:bookmarkEnd w:id="9"/>
-    <w:bookmarkStart w:id="20" w:name="Xcb3d61d81760777bfede6ebf537c46053befd85"/>
+    <w:bookmarkStart w:id="22" w:name="Xcb3d61d81760777bfede6ebf537c46053befd85"/>
     <w:p>
       <w:pPr>
         <w:pStyle w:val="Heading2"/>
@@ -512,7 +512,7 @@
         <w:t xml:space="preserve">2. Draf teks subbab</w:t>
       </w:r>
     </w:p>
-    <w:bookmarkStart w:id="18" w:name="Xbe46769fd76bdb57d972da1c8f2e6dfde9b00ae"/>
+    <w:bookmarkStart w:id="20" w:name="Xbe46769fd76bdb57d972da1c8f2e6dfde9b00ae"/>
     <w:p>
       <w:pPr>
         <w:pStyle w:val="Heading3"/>
@@ -591,7 +591,7 @@
         <w:t xml:space="preserve"> </w:t>
       </w:r>
       <w:r>
-        <w:t xml:space="preserve">honor, pemeriksaan batas SBM, dan penomoran surat.</w:t>
+        <w:t xml:space="preserve">honor, pemeriksaan batas SBML, dan penomoran surat.</w:t>
       </w:r>
     </w:p>
     <w:p>
@@ -599,13 +599,139 @@
         <w:pStyle w:val="BodyText"/>
       </w:pPr>
       <w:r>
-        <w:t xml:space="preserve">Alur keseluruhan sistem telah digambarkan pada subbab 4.2.1. Delapan activity</w:t>
-      </w:r>
-      <w:r>
-        <w:t xml:space="preserve"> </w:t>
-      </w:r>
-      <w:r>
-        <w:t xml:space="preserve">diagram berikut merincikan proses-proses utama yang ada di dalamnya.</w:t>
+        <w:rPr>
+          <w:b/>
+          <w:bCs/>
+        </w:rPr>
+        <w:t xml:space="preserve">Istilah yang dipakai: partisi, bukan aktor.</w:t>
+      </w:r>
+      <w:r>
+        <w:t xml:space="preserve"> </w:t>
+      </w:r>
+      <w:r>
+        <w:t xml:space="preserve">Pada use case diagram (subbab</w:t>
+      </w:r>
+      <w:r>
+        <w:t xml:space="preserve"> </w:t>
+      </w:r>
+      <w:r>
+        <w:t xml:space="preserve">4.2.2), istilah</w:t>
+      </w:r>
+      <w:r>
+        <w:t xml:space="preserve"> </w:t>
+      </w:r>
+      <w:r>
+        <w:rPr>
+          <w:i/>
+          <w:iCs/>
+        </w:rPr>
+        <w:t xml:space="preserve">aktor</w:t>
+      </w:r>
+      <w:r>
+        <w:t xml:space="preserve"> </w:t>
+      </w:r>
+      <w:r>
+        <w:t xml:space="preserve">hanya dipakai untuk pihak di luar sistem yang berinteraksi</w:t>
+      </w:r>
+      <w:r>
+        <w:t xml:space="preserve"> </w:t>
+      </w:r>
+      <w:r>
+        <w:t xml:space="preserve">dengannya, yaitu Pegawai, Ketua Tim, PML, Tim Keuangan, dan Admin. Sistem itu</w:t>
+      </w:r>
+      <w:r>
+        <w:t xml:space="preserve"> </w:t>
+      </w:r>
+      <w:r>
+        <w:t xml:space="preserve">sendiri bukan aktor, melainkan pihak yang dikenai perbuatan aktor. Sebaliknya, pada</w:t>
+      </w:r>
+      <w:r>
+        <w:t xml:space="preserve"> </w:t>
+      </w:r>
+      <w:r>
+        <w:t xml:space="preserve">activity diagram, jalur pembagi disebut</w:t>
+      </w:r>
+      <w:r>
+        <w:t xml:space="preserve"> </w:t>
+      </w:r>
+      <w:r>
+        <w:rPr>
+          <w:i/>
+          <w:iCs/>
+        </w:rPr>
+        <w:t xml:space="preserve">partisi</w:t>
+      </w:r>
+      <w:r>
+        <w:t xml:space="preserve"> </w:t>
+      </w:r>
+      <w:r>
+        <w:t xml:space="preserve">(</w:t>
+      </w:r>
+      <w:r>
+        <w:rPr>
+          <w:i/>
+          <w:iCs/>
+        </w:rPr>
+        <w:t xml:space="preserve">partition</w:t>
+      </w:r>
+      <w:r>
+        <w:t xml:space="preserve">), dan partisi boleh</w:t>
+      </w:r>
+      <w:r>
+        <w:t xml:space="preserve"> </w:t>
+      </w:r>
+      <w:r>
+        <w:t xml:space="preserve">mewakili peran pengguna maupun sistem itu sendiri, karena yang dibagi adalah</w:t>
+      </w:r>
+      <w:r>
+        <w:t xml:space="preserve"> </w:t>
+      </w:r>
+      <w:r>
+        <w:t xml:space="preserve">tanggung jawab atas setiap langkah, bukan posisi terhadap batas sistem. Karena itu,</w:t>
+      </w:r>
+      <w:r>
+        <w:t xml:space="preserve"> </w:t>
+      </w:r>
+      <w:r>
+        <w:t xml:space="preserve">penyebutan "Sistem" sebagai salah satu partisi pada diagram berikut sudah tepat, dan</w:t>
+      </w:r>
+      <w:r>
+        <w:t xml:space="preserve"> </w:t>
+      </w:r>
+      <w:r>
+        <w:t xml:space="preserve">penulisannya sengaja dibedakan dari daftar aktor pada subbab 4.2.2 agar tidak</w:t>
+      </w:r>
+      <w:r>
+        <w:t xml:space="preserve"> </w:t>
+      </w:r>
+      <w:r>
+        <w:t xml:space="preserve">tertukar.</w:t>
+      </w:r>
+    </w:p>
+    <w:p>
+      <w:pPr>
+        <w:pStyle w:val="BodyText"/>
+      </w:pPr>
+      <w:r>
+        <w:t xml:space="preserve">Alur keseluruhan sistem telah digambarkan pada subbab 4.2.1. Sepuluh activity</w:t>
+      </w:r>
+      <w:r>
+        <w:t xml:space="preserve"> </w:t>
+      </w:r>
+      <w:r>
+        <w:t xml:space="preserve">diagram berikut merincikan proses-proses utama yang ada di dalamnya. Setiap diagram</w:t>
+      </w:r>
+      <w:r>
+        <w:t xml:space="preserve"> </w:t>
+      </w:r>
+      <w:r>
+        <w:t xml:space="preserve">diawali satu paragraf yang menyebutkan partisi yang terlibat beserta kebutuhan</w:t>
+      </w:r>
+      <w:r>
+        <w:t xml:space="preserve"> </w:t>
+      </w:r>
+      <w:r>
+        <w:t xml:space="preserve">fungsional dan nonfungsional yang diwujudkannya, lalu diikuti penjelasan alurnya.</w:t>
       </w:r>
     </w:p>
     <w:p>
@@ -679,7 +805,65 @@
         <w:pStyle w:val="BodyText"/>
       </w:pPr>
       <w:r>
-        <w:t xml:space="preserve">Pelaku: Pengguna dan Sistem.</w:t>
+        <w:t xml:space="preserve">Partisi yang terlibat pada diagram ini adalah</w:t>
+      </w:r>
+      <w:r>
+        <w:t xml:space="preserve"> </w:t>
+      </w:r>
+      <w:r>
+        <w:rPr>
+          <w:b/>
+          <w:bCs/>
+        </w:rPr>
+        <w:t xml:space="preserve">Pengguna</w:t>
+      </w:r>
+      <w:r>
+        <w:t xml:space="preserve"> </w:t>
+      </w:r>
+      <w:r>
+        <w:t xml:space="preserve">dan</w:t>
+      </w:r>
+      <w:r>
+        <w:t xml:space="preserve"> </w:t>
+      </w:r>
+      <w:r>
+        <w:rPr>
+          <w:b/>
+          <w:bCs/>
+        </w:rPr>
+        <w:t xml:space="preserve">Sistem</w:t>
+      </w:r>
+      <w:r>
+        <w:t xml:space="preserve">. Diagram ini mewujudkan</w:t>
+      </w:r>
+      <w:r>
+        <w:t xml:space="preserve"> </w:t>
+      </w:r>
+      <w:r>
+        <w:rPr>
+          <w:b/>
+          <w:bCs/>
+        </w:rPr>
+        <w:t xml:space="preserve">KF-01 (Otentikasi dan Kata Sandi)</w:t>
+      </w:r>
+      <w:r>
+        <w:t xml:space="preserve"> </w:t>
+      </w:r>
+      <w:r>
+        <w:t xml:space="preserve">dan</w:t>
+      </w:r>
+      <w:r>
+        <w:t xml:space="preserve"> </w:t>
+      </w:r>
+      <w:r>
+        <w:rPr>
+          <w:b/>
+          <w:bCs/>
+        </w:rPr>
+        <w:t xml:space="preserve">KNF-01 (Keamanan Akses)</w:t>
+      </w:r>
+      <w:r>
+        <w:t xml:space="preserve">. KF-01 dipenuhi melalui langkah pemeriksaan nama pengguna dan kata sandi, pembentukan token sesi, serta penyediaan jalur penggantian kata sandi oleh pengguna sendiri. KNF-01 dipenuhi melalui tiga langkah yang tampak pada jalur Sistem, yaitu pembatasan percobaan masuk, penyimpanan kata sandi dalam bentuk tersandi, dan pencabutan seluruh sesi lama ketika kata sandi diganti.</w:t>
       </w:r>
     </w:p>
     <w:p>
@@ -848,18 +1032,6 @@
       </w:r>
       <w:r>
         <w:t xml:space="preserve">karena diduga diketahui orang lain.</w:t>
-      </w:r>
-    </w:p>
-    <w:p>
-      <w:pPr>
-        <w:pStyle w:val="BodyText"/>
-      </w:pPr>
-      <w:r>
-        <w:rPr>
-          <w:i/>
-          <w:iCs/>
-        </w:rPr>
-        <w:t xml:space="preserve">Kebutuhan yang diwujudkan: KF-01 dan KNF-01.</w:t>
       </w:r>
     </w:p>
     <w:p>
@@ -870,13 +1042,13 @@
       </w:r>
     </w:p>
     <w:bookmarkEnd w:id="10"/>
-    <w:bookmarkStart w:id="11" w:name="Xa670cc778032cf147bf773066944093c3cbcc31"/>
+    <w:bookmarkStart w:id="11" w:name="X14edebda9ad214a4462ed8f9a04805c868c2b73"/>
     <w:p>
       <w:pPr>
         <w:pStyle w:val="Heading4"/>
       </w:pPr>
       <w:r>
-        <w:t xml:space="preserve">2. Activity Diagram Pembuatan Kegiatan, Alokasi Mitra, dan Validasi Batas SBM</w:t>
+        <w:t xml:space="preserve">2. Activity Diagram Pembuatan Kegiatan, Alokasi Mitra, dan Validasi Batas SBML</w:t>
       </w:r>
     </w:p>
     <w:p>
@@ -900,7 +1072,7 @@
         <w:t xml:space="preserve"> </w:t>
       </w:r>
       <w:r>
-        <w:t xml:space="preserve">Validasi Batas SBM</w:t>
+        <w:t xml:space="preserve">Validasi Batas SBML</w:t>
       </w:r>
       <w:r>
         <w:t xml:space="preserve"> </w:t>
@@ -940,7 +1112,88 @@
         <w:pStyle w:val="BodyText"/>
       </w:pPr>
       <w:r>
-        <w:t xml:space="preserve">Pelaku: Ketua Tim dan Sistem.</w:t>
+        <w:t xml:space="preserve">Partisi yang terlibat pada diagram ini adalah</w:t>
+      </w:r>
+      <w:r>
+        <w:t xml:space="preserve"> </w:t>
+      </w:r>
+      <w:r>
+        <w:rPr>
+          <w:b/>
+          <w:bCs/>
+        </w:rPr>
+        <w:t xml:space="preserve">Ketua Tim</w:t>
+      </w:r>
+      <w:r>
+        <w:t xml:space="preserve"> </w:t>
+      </w:r>
+      <w:r>
+        <w:t xml:space="preserve">dan</w:t>
+      </w:r>
+      <w:r>
+        <w:t xml:space="preserve"> </w:t>
+      </w:r>
+      <w:r>
+        <w:rPr>
+          <w:b/>
+          <w:bCs/>
+        </w:rPr>
+        <w:t xml:space="preserve">Sistem</w:t>
+      </w:r>
+      <w:r>
+        <w:t xml:space="preserve">. Diagram ini mewujudkan</w:t>
+      </w:r>
+      <w:r>
+        <w:t xml:space="preserve"> </w:t>
+      </w:r>
+      <w:r>
+        <w:rPr>
+          <w:b/>
+          <w:bCs/>
+        </w:rPr>
+        <w:t xml:space="preserve">KF-04 (Pengelolaan Kegiatan)</w:t>
+      </w:r>
+      <w:r>
+        <w:t xml:space="preserve">,</w:t>
+      </w:r>
+      <w:r>
+        <w:t xml:space="preserve"> </w:t>
+      </w:r>
+      <w:r>
+        <w:rPr>
+          <w:b/>
+          <w:bCs/>
+        </w:rPr>
+        <w:t xml:space="preserve">KF-05 (Alokasi Mitra dan Honor)</w:t>
+      </w:r>
+      <w:r>
+        <w:t xml:space="preserve">,</w:t>
+      </w:r>
+      <w:r>
+        <w:t xml:space="preserve"> </w:t>
+      </w:r>
+      <w:r>
+        <w:rPr>
+          <w:b/>
+          <w:bCs/>
+        </w:rPr>
+        <w:t xml:space="preserve">KF-06 (Validasi Batas SBML)</w:t>
+      </w:r>
+      <w:r>
+        <w:t xml:space="preserve">, dan</w:t>
+      </w:r>
+      <w:r>
+        <w:t xml:space="preserve"> </w:t>
+      </w:r>
+      <w:r>
+        <w:rPr>
+          <w:b/>
+          <w:bCs/>
+        </w:rPr>
+        <w:t xml:space="preserve">KNF-04 (Integritas Data)</w:t>
+      </w:r>
+      <w:r>
+        <w:t xml:space="preserve">. KF-04 dipenuhi pada langkah pengisian identitas dan jadwal kegiatan beserta pemilihan tahap yang dipakai. KF-05 dipenuhi pada langkah pemilihan mitra yang dapat disaring menurut wilayah, penghitungan honor otomatis, dan pembagian muatan ke bulan pembebanan. KF-06 dipenuhi pada percabangan pemeriksaan batas honor bulanan yang memunculkan peringatan sebelum data disimpan. KNF-04 dipenuhi karena seluruh penyimpanan dijalankan sebagai satu kesatuan transaksi.</w:t>
       </w:r>
     </w:p>
     <w:p>
@@ -1179,18 +1432,6 @@
       </w:r>
       <w:r>
         <w:t xml:space="preserve">mengarsipkan kegiatan tersebut.</w:t>
-      </w:r>
-    </w:p>
-    <w:p>
-      <w:pPr>
-        <w:pStyle w:val="BodyText"/>
-      </w:pPr>
-      <w:r>
-        <w:rPr>
-          <w:i/>
-          <w:iCs/>
-        </w:rPr>
-        <w:t xml:space="preserve">Kebutuhan yang diwujudkan: KF-04, KF-05, KF-06, dan KNF-04.</w:t>
       </w:r>
     </w:p>
     <w:p>
@@ -1265,7 +1506,65 @@
         <w:pStyle w:val="BodyText"/>
       </w:pPr>
       <w:r>
-        <w:t xml:space="preserve">Pelaku: PML dan Sistem.</w:t>
+        <w:t xml:space="preserve">Partisi yang terlibat pada diagram ini adalah</w:t>
+      </w:r>
+      <w:r>
+        <w:t xml:space="preserve"> </w:t>
+      </w:r>
+      <w:r>
+        <w:rPr>
+          <w:b/>
+          <w:bCs/>
+        </w:rPr>
+        <w:t xml:space="preserve">PML</w:t>
+      </w:r>
+      <w:r>
+        <w:t xml:space="preserve"> </w:t>
+      </w:r>
+      <w:r>
+        <w:t xml:space="preserve">dan</w:t>
+      </w:r>
+      <w:r>
+        <w:t xml:space="preserve"> </w:t>
+      </w:r>
+      <w:r>
+        <w:rPr>
+          <w:b/>
+          <w:bCs/>
+        </w:rPr>
+        <w:t xml:space="preserve">Sistem</w:t>
+      </w:r>
+      <w:r>
+        <w:t xml:space="preserve">. Diagram ini mewujudkan</w:t>
+      </w:r>
+      <w:r>
+        <w:t xml:space="preserve"> </w:t>
+      </w:r>
+      <w:r>
+        <w:rPr>
+          <w:b/>
+          <w:bCs/>
+        </w:rPr>
+        <w:t xml:space="preserve">KF-07 (Pemantauan Progres)</w:t>
+      </w:r>
+      <w:r>
+        <w:t xml:space="preserve"> </w:t>
+      </w:r>
+      <w:r>
+        <w:t xml:space="preserve">dan</w:t>
+      </w:r>
+      <w:r>
+        <w:t xml:space="preserve"> </w:t>
+      </w:r>
+      <w:r>
+        <w:rPr>
+          <w:b/>
+          <w:bCs/>
+        </w:rPr>
+        <w:t xml:space="preserve">KF-10 (Notifikasi Otomatis)</w:t>
+      </w:r>
+      <w:r>
+        <w:t xml:space="preserve">. KF-07 dipenuhi melalui langkah penampilan seluruh mitra yang diawasi seorang PML dari berbagai kegiatan sekaligus, pengisian jumlah mitra pada tiap status, dan pemeriksaan agar totalnya tidak melebihi beban kerja. KF-10 dipenuhi pada langkah penandaan waktu pembaruan terakhir, karena waktu itulah yang dipakai sistem untuk memunculkan notifikasi ketika progres suatu kegiatan tidak diperbarui lebih dari dua hari, dan karena data yang sama dipakai untuk memperingatkan PML atas mitra yang belum berprogres sama sekali menjelang berakhirnya masa pendataan.</w:t>
       </w:r>
     </w:p>
     <w:p>
@@ -1389,13 +1688,69 @@
         <w:pStyle w:val="BodyText"/>
       </w:pPr>
       <w:r>
-        <w:t xml:space="preserve">Percabangan terjadi pada pemeriksaan jumlah. Sistem memastikan jumlah seluruh status</w:t>
-      </w:r>
-      <w:r>
-        <w:t xml:space="preserve"> </w:t>
-      </w:r>
-      <w:r>
-        <w:t xml:space="preserve">tidak melebihi beban kerja mitra. Bila melebihi, penyimpanan ditolak dengan pesan</w:t>
+        <w:t xml:space="preserve">Percabangan pertama terjadi sebelum PML sempat mengisi apa pun. Sistem memeriksa</w:t>
+      </w:r>
+      <w:r>
+        <w:t xml:space="preserve"> </w:t>
+      </w:r>
+      <w:r>
+        <w:t xml:space="preserve">apakah masa pengumpulan data kegiatan tersebut sudah dimulai. Selama kegiatan masih</w:t>
+      </w:r>
+      <w:r>
+        <w:t xml:space="preserve"> </w:t>
+      </w:r>
+      <w:r>
+        <w:t xml:space="preserve">berada pada tahap Persiapan, pengisian ditolak, karena mitra belum bekerja sehingga</w:t>
+      </w:r>
+      <w:r>
+        <w:t xml:space="preserve"> </w:t>
+      </w:r>
+      <w:r>
+        <w:t xml:space="preserve">angka apa pun yang masuk pasti keliru dan akan langsung terbawa ke persentase</w:t>
+      </w:r>
+      <w:r>
+        <w:t xml:space="preserve"> </w:t>
+      </w:r>
+      <w:r>
+        <w:t xml:space="preserve">kegiatan, dasbor, dan rekapitulasi. Pemeriksaan ini tidak memiliki batas atas:</w:t>
+      </w:r>
+      <w:r>
+        <w:t xml:space="preserve"> </w:t>
+      </w:r>
+      <w:r>
+        <w:t xml:space="preserve">setelah masa pengumpulan data berakhir, pengisian tetap terbuka, karena pendataan</w:t>
+      </w:r>
+      <w:r>
+        <w:t xml:space="preserve"> </w:t>
+      </w:r>
+      <w:r>
+        <w:t xml:space="preserve">kerap berlangsung melewati jadwal dan pekerjaan yang benar-benar terjadi tetap perlu</w:t>
+      </w:r>
+      <w:r>
+        <w:t xml:space="preserve"> </w:t>
+      </w:r>
+      <w:r>
+        <w:t xml:space="preserve">dapat dicatat.</w:t>
+      </w:r>
+    </w:p>
+    <w:p>
+      <w:pPr>
+        <w:pStyle w:val="BodyText"/>
+      </w:pPr>
+      <w:r>
+        <w:t xml:space="preserve">Percabangan kedua adalah pemeriksaan hak, yaitu memastikan pengisinya benar-benar PML</w:t>
+      </w:r>
+      <w:r>
+        <w:t xml:space="preserve"> </w:t>
+      </w:r>
+      <w:r>
+        <w:t xml:space="preserve">mitra tersebut. Percabangan ketiga terjadi pada pemeriksaan jumlah. Sistem memastikan</w:t>
+      </w:r>
+      <w:r>
+        <w:t xml:space="preserve"> </w:t>
+      </w:r>
+      <w:r>
+        <w:t xml:space="preserve">jumlah seluruh status tidak melebihi beban kerja mitra. Bila melebihi, penyimpanan ditolak dengan pesan</w:t>
       </w:r>
       <w:r>
         <w:t xml:space="preserve"> </w:t>
@@ -1454,18 +1809,6 @@
       </w:r>
       <w:r>
         <w:t xml:space="preserve">luar ruang lingkup penelitian ini.</w:t>
-      </w:r>
-    </w:p>
-    <w:p>
-      <w:pPr>
-        <w:pStyle w:val="BodyText"/>
-      </w:pPr>
-      <w:r>
-        <w:rPr>
-          <w:i/>
-          <w:iCs/>
-        </w:rPr>
-        <w:t xml:space="preserve">Kebutuhan yang diwujudkan: KF-07 dan KF-10.</w:t>
       </w:r>
     </w:p>
     <w:p>
@@ -1540,7 +1883,98 @@
         <w:pStyle w:val="BodyText"/>
       </w:pPr>
       <w:r>
-        <w:t xml:space="preserve">Pelaku: Ketua Tim, Tim Keuangan, dan Sistem.</w:t>
+        <w:t xml:space="preserve">Partisi yang terlibat pada diagram ini adalah</w:t>
+      </w:r>
+      <w:r>
+        <w:t xml:space="preserve"> </w:t>
+      </w:r>
+      <w:r>
+        <w:rPr>
+          <w:b/>
+          <w:bCs/>
+        </w:rPr>
+        <w:t xml:space="preserve">Ketua Tim</w:t>
+      </w:r>
+      <w:r>
+        <w:t xml:space="preserve">,</w:t>
+      </w:r>
+      <w:r>
+        <w:t xml:space="preserve"> </w:t>
+      </w:r>
+      <w:r>
+        <w:rPr>
+          <w:b/>
+          <w:bCs/>
+        </w:rPr>
+        <w:t xml:space="preserve">Tim Keuangan</w:t>
+      </w:r>
+      <w:r>
+        <w:t xml:space="preserve">, dan</w:t>
+      </w:r>
+      <w:r>
+        <w:t xml:space="preserve"> </w:t>
+      </w:r>
+      <w:r>
+        <w:rPr>
+          <w:b/>
+          <w:bCs/>
+        </w:rPr>
+        <w:t xml:space="preserve">Sistem</w:t>
+      </w:r>
+      <w:r>
+        <w:t xml:space="preserve">. Diagram ini mewujudkan</w:t>
+      </w:r>
+      <w:r>
+        <w:t xml:space="preserve"> </w:t>
+      </w:r>
+      <w:r>
+        <w:rPr>
+          <w:b/>
+          <w:bCs/>
+        </w:rPr>
+        <w:t xml:space="preserve">KF-08 (Repositori Dokumen)</w:t>
+      </w:r>
+      <w:r>
+        <w:t xml:space="preserve">,</w:t>
+      </w:r>
+      <w:r>
+        <w:t xml:space="preserve"> </w:t>
+      </w:r>
+      <w:r>
+        <w:rPr>
+          <w:b/>
+          <w:bCs/>
+        </w:rPr>
+        <w:t xml:space="preserve">KF-09 (Verifikasi Dokumen)</w:t>
+      </w:r>
+      <w:r>
+        <w:t xml:space="preserve">,</w:t>
+      </w:r>
+      <w:r>
+        <w:t xml:space="preserve"> </w:t>
+      </w:r>
+      <w:r>
+        <w:rPr>
+          <w:b/>
+          <w:bCs/>
+        </w:rPr>
+        <w:t xml:space="preserve">KF-10 (Notifikasi Otomatis)</w:t>
+      </w:r>
+      <w:r>
+        <w:t xml:space="preserve">, dan</w:t>
+      </w:r>
+      <w:r>
+        <w:t xml:space="preserve"> </w:t>
+      </w:r>
+      <w:r>
+        <w:rPr>
+          <w:b/>
+          <w:bCs/>
+        </w:rPr>
+        <w:t xml:space="preserve">KNF-06 (Arsip Dokumen berupa Tautan)</w:t>
+      </w:r>
+      <w:r>
+        <w:t xml:space="preserve">. KF-08 dipenuhi pada langkah penyiapan daftar dokumen wajib tiap tahap dan pengisian tautannya. KF-09 dipenuhi pada percabangan persetujuan dan penolakan dokumen yang mewajibkan catatan revisi. KF-10 dipenuhi karena catatan penolakan dan pengingat dokumen langsung muncul sebagai notifikasi. KNF-06 dipenuhi pada langkah pemeriksaan bentuk dan panjang tautan sebelum disimpan.</w:t>
       </w:r>
     </w:p>
     <w:p>
@@ -1651,18 +2085,6 @@
       </w:r>
       <w:r>
         <w:t xml:space="preserve">yang dikelola instansi beserta pengaturan hak aksesnya.</w:t>
-      </w:r>
-    </w:p>
-    <w:p>
-      <w:pPr>
-        <w:pStyle w:val="BodyText"/>
-      </w:pPr>
-      <w:r>
-        <w:rPr>
-          <w:i/>
-          <w:iCs/>
-        </w:rPr>
-        <w:t xml:space="preserve">Kebutuhan yang diwujudkan: KF-08, KF-09, KF-10, dan KNF-06.</w:t>
       </w:r>
     </w:p>
     <w:p>
@@ -1737,7 +2159,65 @@
         <w:pStyle w:val="BodyText"/>
       </w:pPr>
       <w:r>
-        <w:t xml:space="preserve">Pelaku: Tim Keuangan dan Sistem.</w:t>
+        <w:t xml:space="preserve">Partisi yang terlibat pada diagram ini adalah</w:t>
+      </w:r>
+      <w:r>
+        <w:t xml:space="preserve"> </w:t>
+      </w:r>
+      <w:r>
+        <w:rPr>
+          <w:b/>
+          <w:bCs/>
+        </w:rPr>
+        <w:t xml:space="preserve">Tim Keuangan</w:t>
+      </w:r>
+      <w:r>
+        <w:t xml:space="preserve"> </w:t>
+      </w:r>
+      <w:r>
+        <w:t xml:space="preserve">dan</w:t>
+      </w:r>
+      <w:r>
+        <w:t xml:space="preserve"> </w:t>
+      </w:r>
+      <w:r>
+        <w:rPr>
+          <w:b/>
+          <w:bCs/>
+        </w:rPr>
+        <w:t xml:space="preserve">Sistem</w:t>
+      </w:r>
+      <w:r>
+        <w:t xml:space="preserve">. Diagram ini mewujudkan</w:t>
+      </w:r>
+      <w:r>
+        <w:t xml:space="preserve"> </w:t>
+      </w:r>
+      <w:r>
+        <w:rPr>
+          <w:b/>
+          <w:bCs/>
+        </w:rPr>
+        <w:t xml:space="preserve">KF-11 (Surat Perjanjian Kerja dan BAST)</w:t>
+      </w:r>
+      <w:r>
+        <w:t xml:space="preserve"> </w:t>
+      </w:r>
+      <w:r>
+        <w:t xml:space="preserve">dan</w:t>
+      </w:r>
+      <w:r>
+        <w:t xml:space="preserve"> </w:t>
+      </w:r>
+      <w:r>
+        <w:rPr>
+          <w:b/>
+          <w:bCs/>
+        </w:rPr>
+        <w:t xml:space="preserve">KNF-04 (Integritas Data)</w:t>
+      </w:r>
+      <w:r>
+        <w:t xml:space="preserve">. KF-11 dipenuhi melalui langkah pengisian uraian tugas dan kode beban anggaran, penyusunan isi surat dari template, serta pembentukan berkas PDF. KNF-04 dipenuhi pada percabangan pemeriksaan surat yang sudah terbit dan pada pengambilan nomor urut di dalam kunci basis data, sehingga nomor surat tidak mungkin kembar walaupun dua orang membuat surat pada saat bersamaan.</w:t>
       </w:r>
     </w:p>
     <w:p>
@@ -1866,18 +2346,6 @@
       </w:r>
       <w:r>
         <w:t xml:space="preserve">SPK mitra yang sama sehingga kedua surat selalu sepadan.</w:t>
-      </w:r>
-    </w:p>
-    <w:p>
-      <w:pPr>
-        <w:pStyle w:val="BodyText"/>
-      </w:pPr>
-      <w:r>
-        <w:rPr>
-          <w:i/>
-          <w:iCs/>
-        </w:rPr>
-        <w:t xml:space="preserve">Kebutuhan yang diwujudkan: KF-11 dan KNF-04.</w:t>
       </w:r>
     </w:p>
     <w:p>
@@ -1952,7 +2420,65 @@
         <w:pStyle w:val="BodyText"/>
       </w:pPr>
       <w:r>
-        <w:t xml:space="preserve">Pelaku: Tim Keuangan dan Sistem.</w:t>
+        <w:t xml:space="preserve">Partisi yang terlibat pada diagram ini adalah</w:t>
+      </w:r>
+      <w:r>
+        <w:t xml:space="preserve"> </w:t>
+      </w:r>
+      <w:r>
+        <w:rPr>
+          <w:b/>
+          <w:bCs/>
+        </w:rPr>
+        <w:t xml:space="preserve">Tim Keuangan</w:t>
+      </w:r>
+      <w:r>
+        <w:t xml:space="preserve"> </w:t>
+      </w:r>
+      <w:r>
+        <w:t xml:space="preserve">dan</w:t>
+      </w:r>
+      <w:r>
+        <w:t xml:space="preserve"> </w:t>
+      </w:r>
+      <w:r>
+        <w:rPr>
+          <w:b/>
+          <w:bCs/>
+        </w:rPr>
+        <w:t xml:space="preserve">Sistem</w:t>
+      </w:r>
+      <w:r>
+        <w:t xml:space="preserve">. Diagram ini mewujudkan</w:t>
+      </w:r>
+      <w:r>
+        <w:t xml:space="preserve"> </w:t>
+      </w:r>
+      <w:r>
+        <w:rPr>
+          <w:b/>
+          <w:bCs/>
+        </w:rPr>
+        <w:t xml:space="preserve">KF-12 (Riwayat Penyuratan)</w:t>
+      </w:r>
+      <w:r>
+        <w:t xml:space="preserve"> </w:t>
+      </w:r>
+      <w:r>
+        <w:t xml:space="preserve">dan</w:t>
+      </w:r>
+      <w:r>
+        <w:t xml:space="preserve"> </w:t>
+      </w:r>
+      <w:r>
+        <w:rPr>
+          <w:b/>
+          <w:bCs/>
+        </w:rPr>
+        <w:t xml:space="preserve">KNF-05 (Keterlacakan dan Jejak Audit)</w:t>
+      </w:r>
+      <w:r>
+        <w:t xml:space="preserve">. KF-12 dipenuhi melalui langkah pembandingan isi surat yang tersimpan dengan data terkini, serta empat pilihan tindakan atasnya, yaitu memperbarui isi surat, membatalkan, menghapus surat batal, dan mengubah penomoran. KNF-05 dipenuhi karena surat yang tidak dipakai dibatalkan disertai catatan alasan alih-alih dihapus, dan setiap perubahan nomor dicatat beserta pelaku serta waktunya.</w:t>
       </w:r>
     </w:p>
     <w:p>
@@ -2055,18 +2581,6 @@
       </w:r>
       <w:r>
         <w:t xml:space="preserve">dicatat sebagai jejak audit beserta pelakunya dan waktunya.</w:t>
-      </w:r>
-    </w:p>
-    <w:p>
-      <w:pPr>
-        <w:pStyle w:val="BodyText"/>
-      </w:pPr>
-      <w:r>
-        <w:rPr>
-          <w:i/>
-          <w:iCs/>
-        </w:rPr>
-        <w:t xml:space="preserve">Kebutuhan yang diwujudkan: KF-12 dan KNF-05.</w:t>
       </w:r>
     </w:p>
     <w:p>
@@ -2141,7 +2655,75 @@
         <w:pStyle w:val="BodyText"/>
       </w:pPr>
       <w:r>
-        <w:t xml:space="preserve">Pelaku: PML dan Sistem.</w:t>
+        <w:t xml:space="preserve">Partisi yang terlibat pada diagram ini adalah</w:t>
+      </w:r>
+      <w:r>
+        <w:t xml:space="preserve"> </w:t>
+      </w:r>
+      <w:r>
+        <w:rPr>
+          <w:b/>
+          <w:bCs/>
+        </w:rPr>
+        <w:t xml:space="preserve">PML</w:t>
+      </w:r>
+      <w:r>
+        <w:t xml:space="preserve"> </w:t>
+      </w:r>
+      <w:r>
+        <w:t xml:space="preserve">dan</w:t>
+      </w:r>
+      <w:r>
+        <w:t xml:space="preserve"> </w:t>
+      </w:r>
+      <w:r>
+        <w:rPr>
+          <w:b/>
+          <w:bCs/>
+        </w:rPr>
+        <w:t xml:space="preserve">Sistem</w:t>
+      </w:r>
+      <w:r>
+        <w:t xml:space="preserve">. Diagram ini mewujudkan</w:t>
+      </w:r>
+      <w:r>
+        <w:t xml:space="preserve"> </w:t>
+      </w:r>
+      <w:r>
+        <w:rPr>
+          <w:b/>
+          <w:bCs/>
+        </w:rPr>
+        <w:t xml:space="preserve">KF-14 (Penilaian Kinerja)</w:t>
+      </w:r>
+      <w:r>
+        <w:t xml:space="preserve">,</w:t>
+      </w:r>
+      <w:r>
+        <w:t xml:space="preserve"> </w:t>
+      </w:r>
+      <w:r>
+        <w:rPr>
+          <w:b/>
+          <w:bCs/>
+        </w:rPr>
+        <w:t xml:space="preserve">KF-15 (Pemeringkatan Triwulanan)</w:t>
+      </w:r>
+      <w:r>
+        <w:t xml:space="preserve">, dan</w:t>
+      </w:r>
+      <w:r>
+        <w:t xml:space="preserve"> </w:t>
+      </w:r>
+      <w:r>
+        <w:rPr>
+          <w:b/>
+          <w:bCs/>
+        </w:rPr>
+        <w:t xml:space="preserve">KNF-01 (Keamanan Akses)</w:t>
+      </w:r>
+      <w:r>
+        <w:t xml:space="preserve">. KF-14 dipenuhi pada langkah pengisian tiga aspek penilaian dan penghitungan rata-ratanya. KF-15 dipenuhi pada langkah pengelompokan penilaian menurut triwulan berdasarkan bulan pembebanan honor dan penghitungan nilai akhir beserta urutannya. KNF-01 dipenuhi pada percabangan pemeriksaan hak akses, yang memastikan hanya PML pengawas mitra tersebut atau Admin yang dapat menyimpan penilaian.</w:t>
       </w:r>
     </w:p>
     <w:p>
@@ -2282,18 +2864,6 @@
       </w:r>
       <w:r>
         <w:t xml:space="preserve">banyak mengerjakan kegiatan. Hasilnya dapat diunduh dalam bentuk PDF dan Excel.</w:t>
-      </w:r>
-    </w:p>
-    <w:p>
-      <w:pPr>
-        <w:pStyle w:val="BodyText"/>
-      </w:pPr>
-      <w:r>
-        <w:rPr>
-          <w:i/>
-          <w:iCs/>
-        </w:rPr>
-        <w:t xml:space="preserve">Kebutuhan yang diwujudkan: KF-14, KF-15, dan KNF-01.</w:t>
       </w:r>
     </w:p>
     <w:p>
@@ -2368,7 +2938,88 @@
         <w:pStyle w:val="BodyText"/>
       </w:pPr>
       <w:r>
-        <w:t xml:space="preserve">Pelaku: Admin dan Sistem.</w:t>
+        <w:t xml:space="preserve">Partisi yang terlibat pada diagram ini adalah</w:t>
+      </w:r>
+      <w:r>
+        <w:t xml:space="preserve"> </w:t>
+      </w:r>
+      <w:r>
+        <w:rPr>
+          <w:b/>
+          <w:bCs/>
+        </w:rPr>
+        <w:t xml:space="preserve">Admin</w:t>
+      </w:r>
+      <w:r>
+        <w:t xml:space="preserve"> </w:t>
+      </w:r>
+      <w:r>
+        <w:t xml:space="preserve">dan</w:t>
+      </w:r>
+      <w:r>
+        <w:t xml:space="preserve"> </w:t>
+      </w:r>
+      <w:r>
+        <w:rPr>
+          <w:b/>
+          <w:bCs/>
+        </w:rPr>
+        <w:t xml:space="preserve">Sistem</w:t>
+      </w:r>
+      <w:r>
+        <w:t xml:space="preserve">. Diagram ini mewujudkan</w:t>
+      </w:r>
+      <w:r>
+        <w:t xml:space="preserve"> </w:t>
+      </w:r>
+      <w:r>
+        <w:rPr>
+          <w:b/>
+          <w:bCs/>
+        </w:rPr>
+        <w:t xml:space="preserve">KF-02 (Data Master)</w:t>
+      </w:r>
+      <w:r>
+        <w:t xml:space="preserve">,</w:t>
+      </w:r>
+      <w:r>
+        <w:t xml:space="preserve"> </w:t>
+      </w:r>
+      <w:r>
+        <w:rPr>
+          <w:b/>
+          <w:bCs/>
+        </w:rPr>
+        <w:t xml:space="preserve">KF-03 (Impor Mitra dari SOBAT)</w:t>
+      </w:r>
+      <w:r>
+        <w:t xml:space="preserve">,</w:t>
+      </w:r>
+      <w:r>
+        <w:t xml:space="preserve"> </w:t>
+      </w:r>
+      <w:r>
+        <w:rPr>
+          <w:b/>
+          <w:bCs/>
+        </w:rPr>
+        <w:t xml:space="preserve">KNF-04 (Integritas Data)</w:t>
+      </w:r>
+      <w:r>
+        <w:t xml:space="preserve">, dan</w:t>
+      </w:r>
+      <w:r>
+        <w:t xml:space="preserve"> </w:t>
+      </w:r>
+      <w:r>
+        <w:rPr>
+          <w:b/>
+          <w:bCs/>
+        </w:rPr>
+        <w:t xml:space="preserve">KNF-05 (Keterlacakan)</w:t>
+      </w:r>
+      <w:r>
+        <w:t xml:space="preserve">. KF-03 dipenuhi melalui langkah pembacaan berkas Excel, pemetaan kolom, pencocokan tiap baris dengan data yang sudah ada, dan penampilan pratinjau sebelum perubahan diterapkan. KF-02 dipenuhi karena hasil impor memperbarui basis data profil mitra. KNF-04 dipenuhi karena seluruh perubahan dijalankan sebagai satu kesatuan. KNF-05 dipenuhi karena mitra yang berhenti dinonaktifkan, bukan dihapus, sehingga riwayat honor, surat, dan penilaiannya tetap tersimpan.</w:t>
       </w:r>
     </w:p>
     <w:p>
@@ -2512,18 +3163,6 @@
       </w:r>
       <w:r>
         <w:t xml:space="preserve">disembunyikan dari pilihan alokasi baru.</w:t>
-      </w:r>
-    </w:p>
-    <w:p>
-      <w:pPr>
-        <w:pStyle w:val="BodyText"/>
-      </w:pPr>
-      <w:r>
-        <w:rPr>
-          <w:i/>
-          <w:iCs/>
-        </w:rPr>
-        <w:t xml:space="preserve">Kebutuhan yang diwujudkan: KF-02, KF-03, KNF-04, dan KNF-05.</w:t>
       </w:r>
     </w:p>
     <w:p>
@@ -2533,9 +3172,636 @@
         </w:pict>
       </w:r>
     </w:p>
+    <w:p>
+      <w:r>
+        <w:pict>
+          <v:rect style="width:0;height:1.5pt" o:hralign="center" o:hrstd="t" o:hr="t"/>
+        </w:pict>
+      </w:r>
+    </w:p>
     <w:bookmarkEnd w:id="17"/>
+    <w:bookmarkStart w:id="18" w:name="Xd1a1460a2ac0b506aa099afb12b200c60162b59"/>
+    <w:p>
+      <w:pPr>
+        <w:pStyle w:val="Heading4"/>
+      </w:pPr>
+      <w:r>
+        <w:t xml:space="preserve">9. Activity Diagram Pengarsipan dan Penghapusan Kegiatan</w:t>
+      </w:r>
+    </w:p>
+    <w:p>
+      <w:pPr>
+        <w:pStyle w:val="FirstParagraph"/>
+      </w:pPr>
+      <w:r>
+        <w:rPr>
+          <w:b/>
+          <w:bCs/>
+        </w:rPr>
+        <w:t xml:space="preserve">[GAMBAR]</w:t>
+      </w:r>
+      <w:r>
+        <w:t xml:space="preserve"> </w:t>
+      </w:r>
+      <w:r>
+        <w:t xml:space="preserve">Gambar …: Activity Diagram Pengarsipan dan Penghapusan Kegiatan</w:t>
+      </w:r>
+      <w:r>
+        <w:t xml:space="preserve"> </w:t>
+      </w:r>
+      <w:r>
+        <w:rPr>
+          <w:i/>
+          <w:iCs/>
+        </w:rPr>
+        <w:t xml:space="preserve">(berkas</w:t>
+      </w:r>
+      <w:r>
+        <w:rPr>
+          <w:i/>
+          <w:iCs/>
+        </w:rPr>
+        <w:t xml:space="preserve"> </w:t>
+      </w:r>
+      <w:r>
+        <w:rPr>
+          <w:rStyle w:val="VerbatimChar"/>
+          <w:i/>
+          <w:iCs/>
+        </w:rPr>
+        <w:t xml:space="preserve">out/activity-arsip-hapus.svg</w:t>
+      </w:r>
+      <w:r>
+        <w:rPr>
+          <w:i/>
+          <w:iCs/>
+        </w:rPr>
+        <w:t xml:space="preserve">)</w:t>
+      </w:r>
+    </w:p>
+    <w:p>
+      <w:pPr>
+        <w:pStyle w:val="BodyText"/>
+      </w:pPr>
+      <w:r>
+        <w:t xml:space="preserve">Partisi yang terlibat pada diagram ini adalah</w:t>
+      </w:r>
+      <w:r>
+        <w:t xml:space="preserve"> </w:t>
+      </w:r>
+      <w:r>
+        <w:rPr>
+          <w:b/>
+          <w:bCs/>
+        </w:rPr>
+        <w:t xml:space="preserve">Admin</w:t>
+      </w:r>
+      <w:r>
+        <w:t xml:space="preserve"> </w:t>
+      </w:r>
+      <w:r>
+        <w:t xml:space="preserve">dan</w:t>
+      </w:r>
+      <w:r>
+        <w:t xml:space="preserve"> </w:t>
+      </w:r>
+      <w:r>
+        <w:rPr>
+          <w:b/>
+          <w:bCs/>
+        </w:rPr>
+        <w:t xml:space="preserve">Sistem</w:t>
+      </w:r>
+      <w:r>
+        <w:t xml:space="preserve">. Diagram ini</w:t>
+      </w:r>
+      <w:r>
+        <w:t xml:space="preserve"> </w:t>
+      </w:r>
+      <w:r>
+        <w:t xml:space="preserve">mewujudkan</w:t>
+      </w:r>
+      <w:r>
+        <w:t xml:space="preserve"> </w:t>
+      </w:r>
+      <w:r>
+        <w:rPr>
+          <w:b/>
+          <w:bCs/>
+        </w:rPr>
+        <w:t xml:space="preserve">KF-16 (Riwayat dan Arsip Kegiatan)</w:t>
+      </w:r>
+      <w:r>
+        <w:t xml:space="preserve"> </w:t>
+      </w:r>
+      <w:r>
+        <w:t xml:space="preserve">serta</w:t>
+      </w:r>
+      <w:r>
+        <w:t xml:space="preserve"> </w:t>
+      </w:r>
+      <w:r>
+        <w:rPr>
+          <w:b/>
+          <w:bCs/>
+        </w:rPr>
+        <w:t xml:space="preserve">KNF-05 (Keterlacakan dan</w:t>
+      </w:r>
+      <w:r>
+        <w:rPr>
+          <w:b/>
+          <w:bCs/>
+        </w:rPr>
+        <w:t xml:space="preserve"> </w:t>
+      </w:r>
+      <w:r>
+        <w:rPr>
+          <w:b/>
+          <w:bCs/>
+        </w:rPr>
+        <w:t xml:space="preserve">Jejak Audit)</w:t>
+      </w:r>
+      <w:r>
+        <w:t xml:space="preserve">. KF-16 dipenuhi melalui dua jalur tindakan atas kegiatan yang sudah</w:t>
+      </w:r>
+      <w:r>
+        <w:t xml:space="preserve"> </w:t>
+      </w:r>
+      <w:r>
+        <w:t xml:space="preserve">tidak berjalan, yaitu pengarsipan dan penghapusan, beserta aturan yang membatasi</w:t>
+      </w:r>
+      <w:r>
+        <w:t xml:space="preserve"> </w:t>
+      </w:r>
+      <w:r>
+        <w:t xml:space="preserve">kapan masing-masing boleh dilakukan. KNF-05 dipenuhi karena setiap tindakan dicatat</w:t>
+      </w:r>
+      <w:r>
+        <w:t xml:space="preserve"> </w:t>
+      </w:r>
+      <w:r>
+        <w:t xml:space="preserve">pada riwayat kegiatan beserta pelaku dan waktunya, dan karena kegiatan yang sudah</w:t>
+      </w:r>
+      <w:r>
+        <w:t xml:space="preserve"> </w:t>
+      </w:r>
+      <w:r>
+        <w:t xml:space="preserve">dikerjakan tidak dapat hilang tanpa jejak.</w:t>
+      </w:r>
+    </w:p>
+    <w:p>
+      <w:pPr>
+        <w:pStyle w:val="BodyText"/>
+      </w:pPr>
+      <w:r>
+        <w:t xml:space="preserve">Proses dimulai ketika Admin membuka riwayat kegiatan dan memilih satu kegiatan yang</w:t>
+      </w:r>
+      <w:r>
+        <w:t xml:space="preserve"> </w:t>
+      </w:r>
+      <w:r>
+        <w:t xml:space="preserve">sudah tidak berjalan. Terdapat dua tindakan yang dapat dipilih, dan keduanya</w:t>
+      </w:r>
+      <w:r>
+        <w:t xml:space="preserve"> </w:t>
+      </w:r>
+      <w:r>
+        <w:t xml:space="preserve">diperlakukan berbeda.</w:t>
+      </w:r>
+    </w:p>
+    <w:p>
+      <w:pPr>
+        <w:pStyle w:val="BodyText"/>
+      </w:pPr>
+      <w:r>
+        <w:t xml:space="preserve">Jalur pertama adalah pengarsipan. Sistem menandai kegiatan tersebut sebagai arsip</w:t>
+      </w:r>
+      <w:r>
+        <w:t xml:space="preserve"> </w:t>
+      </w:r>
+      <w:r>
+        <w:t xml:space="preserve">beserta pelaku dan waktunya, lalu menyembunyikannya dari daftar utama dasbor agar</w:t>
+      </w:r>
+      <w:r>
+        <w:t xml:space="preserve"> </w:t>
+      </w:r>
+      <w:r>
+        <w:t xml:space="preserve">tidak menumpuk bersama kegiatan yang sedang berjalan. Seluruh datanya tetap utuh dan</w:t>
+      </w:r>
+      <w:r>
+        <w:t xml:space="preserve"> </w:t>
+      </w:r>
+      <w:r>
+        <w:t xml:space="preserve">tetap ikut terhitung pada rekap honor maupun penilaian, sehingga laporan periode</w:t>
+      </w:r>
+      <w:r>
+        <w:t xml:space="preserve"> </w:t>
+      </w:r>
+      <w:r>
+        <w:t xml:space="preserve">sebelumnya tidak berubah. Kegiatan yang diarsipkan dapat dikembalikan sewaktu-waktu.</w:t>
+      </w:r>
+    </w:p>
+    <w:p>
+      <w:pPr>
+        <w:pStyle w:val="BodyText"/>
+      </w:pPr>
+      <w:r>
+        <w:t xml:space="preserve">Jalur kedua adalah penghapusan, dan di sinilah percabangan terpenting diagram ini</w:t>
+      </w:r>
+      <w:r>
+        <w:t xml:space="preserve"> </w:t>
+      </w:r>
+      <w:r>
+        <w:t xml:space="preserve">terjadi. Sebelum menghapus, sistem lebih dahulu menghitung keterikatan kegiatan</w:t>
+      </w:r>
+      <w:r>
+        <w:t xml:space="preserve"> </w:t>
+      </w:r>
+      <w:r>
+        <w:t xml:space="preserve">tersebut, yaitu jumlah alokasi mitra dan jumlah penilaian yang sudah tersimpan</w:t>
+      </w:r>
+      <w:r>
+        <w:t xml:space="preserve"> </w:t>
+      </w:r>
+      <w:r>
+        <w:t xml:space="preserve">padanya. Bila salah satunya sudah ada, permintaan penghapusan</w:t>
+      </w:r>
+      <w:r>
+        <w:t xml:space="preserve"> </w:t>
+      </w:r>
+      <w:r>
+        <w:rPr>
+          <w:b/>
+          <w:bCs/>
+        </w:rPr>
+        <w:t xml:space="preserve">ditolak</w:t>
+      </w:r>
+      <w:r>
+        <w:t xml:space="preserve">, sistem</w:t>
+      </w:r>
+      <w:r>
+        <w:t xml:space="preserve"> </w:t>
+      </w:r>
+      <w:r>
+        <w:t xml:space="preserve">menjelaskan data apa saja yang akan ikut hilang bila dipaksakan, lalu mengarahkan</w:t>
+      </w:r>
+      <w:r>
+        <w:t xml:space="preserve"> </w:t>
+      </w:r>
+      <w:r>
+        <w:t xml:space="preserve">Admin untuk mengarsipkan kegiatan tersebut sebagai gantinya. Penghapusan permanen</w:t>
+      </w:r>
+      <w:r>
+        <w:t xml:space="preserve"> </w:t>
+      </w:r>
+      <w:r>
+        <w:t xml:space="preserve">hanya dijalankan bila kegiatan benar-benar belum memiliki alokasi mitra maupun</w:t>
+      </w:r>
+      <w:r>
+        <w:t xml:space="preserve"> </w:t>
+      </w:r>
+      <w:r>
+        <w:t xml:space="preserve">penilaian, yaitu kegiatan yang tersimpan tetapi belum sempat dikerjakan sama sekali.</w:t>
+      </w:r>
+    </w:p>
+    <w:p>
+      <w:pPr>
+        <w:pStyle w:val="BodyText"/>
+      </w:pPr>
+      <w:r>
+        <w:t xml:space="preserve">Pembatasan ini penting karena seluruh data yang menempel pada sebuah kegiatan —</w:t>
+      </w:r>
+      <w:r>
+        <w:t xml:space="preserve"> </w:t>
+      </w:r>
+      <w:r>
+        <w:t xml:space="preserve">alokasi mitra, rincian honor, progres pekerjaan, dokumen, dan penilaian — akan ikut</w:t>
+      </w:r>
+      <w:r>
+        <w:t xml:space="preserve"> </w:t>
+      </w:r>
+      <w:r>
+        <w:t xml:space="preserve">terhapus bersama kegiatannya dan tidak dapat dikembalikan. Dengan aturan ini,</w:t>
+      </w:r>
+      <w:r>
+        <w:t xml:space="preserve"> </w:t>
+      </w:r>
+      <w:r>
+        <w:t xml:space="preserve">kehilangan data akibat kekeliruan maupun kesengajaan dapat dicegah tanpa menghalangi</w:t>
+      </w:r>
+      <w:r>
+        <w:t xml:space="preserve"> </w:t>
+      </w:r>
+      <w:r>
+        <w:t xml:space="preserve">Admin membersihkan kegiatan yang memang salah dibuat.</w:t>
+      </w:r>
+    </w:p>
+    <w:p>
+      <w:r>
+        <w:pict>
+          <v:rect style="width:0;height:1.5pt" o:hralign="center" o:hrstd="t" o:hr="t"/>
+        </w:pict>
+      </w:r>
+    </w:p>
     <w:bookmarkEnd w:id="18"/>
-    <w:bookmarkStart w:id="19" w:name="tabel-ringkasan-activity-diagram"/>
+    <w:bookmarkStart w:id="19" w:name="X5553d0bce3c3c7588b6ec3b4a89ecf24b131a4f"/>
+    <w:p>
+      <w:pPr>
+        <w:pStyle w:val="Heading4"/>
+      </w:pPr>
+      <w:r>
+        <w:t xml:space="preserve">10. Activity Diagram Rekap Honor Mitra</w:t>
+      </w:r>
+    </w:p>
+    <w:p>
+      <w:pPr>
+        <w:pStyle w:val="FirstParagraph"/>
+      </w:pPr>
+      <w:r>
+        <w:rPr>
+          <w:b/>
+          <w:bCs/>
+        </w:rPr>
+        <w:t xml:space="preserve">[GAMBAR]</w:t>
+      </w:r>
+      <w:r>
+        <w:t xml:space="preserve"> </w:t>
+      </w:r>
+      <w:r>
+        <w:t xml:space="preserve">Gambar …: Activity Diagram Rekap Honor Mitra</w:t>
+      </w:r>
+      <w:r>
+        <w:t xml:space="preserve"> </w:t>
+      </w:r>
+      <w:r>
+        <w:rPr>
+          <w:i/>
+          <w:iCs/>
+        </w:rPr>
+        <w:t xml:space="preserve">(berkas</w:t>
+      </w:r>
+      <w:r>
+        <w:rPr>
+          <w:i/>
+          <w:iCs/>
+        </w:rPr>
+        <w:t xml:space="preserve"> </w:t>
+      </w:r>
+      <w:r>
+        <w:rPr>
+          <w:rStyle w:val="VerbatimChar"/>
+          <w:i/>
+          <w:iCs/>
+        </w:rPr>
+        <w:t xml:space="preserve">out/activity-rekap-honor.svg</w:t>
+      </w:r>
+      <w:r>
+        <w:rPr>
+          <w:i/>
+          <w:iCs/>
+        </w:rPr>
+        <w:t xml:space="preserve">)</w:t>
+      </w:r>
+    </w:p>
+    <w:p>
+      <w:pPr>
+        <w:pStyle w:val="BodyText"/>
+      </w:pPr>
+      <w:r>
+        <w:t xml:space="preserve">Partisi yang terlibat pada diagram ini adalah</w:t>
+      </w:r>
+      <w:r>
+        <w:t xml:space="preserve"> </w:t>
+      </w:r>
+      <w:r>
+        <w:rPr>
+          <w:b/>
+          <w:bCs/>
+        </w:rPr>
+        <w:t xml:space="preserve">Pegawai</w:t>
+      </w:r>
+      <w:r>
+        <w:t xml:space="preserve"> </w:t>
+      </w:r>
+      <w:r>
+        <w:t xml:space="preserve">dan</w:t>
+      </w:r>
+      <w:r>
+        <w:t xml:space="preserve"> </w:t>
+      </w:r>
+      <w:r>
+        <w:rPr>
+          <w:b/>
+          <w:bCs/>
+        </w:rPr>
+        <w:t xml:space="preserve">Sistem</w:t>
+      </w:r>
+      <w:r>
+        <w:t xml:space="preserve">. Diagram ini</w:t>
+      </w:r>
+      <w:r>
+        <w:t xml:space="preserve"> </w:t>
+      </w:r>
+      <w:r>
+        <w:t xml:space="preserve">mewujudkan</w:t>
+      </w:r>
+      <w:r>
+        <w:t xml:space="preserve"> </w:t>
+      </w:r>
+      <w:r>
+        <w:rPr>
+          <w:b/>
+          <w:bCs/>
+        </w:rPr>
+        <w:t xml:space="preserve">KF-13 (Rekap Honor dan Beban Kerja)</w:t>
+      </w:r>
+      <w:r>
+        <w:t xml:space="preserve"> </w:t>
+      </w:r>
+      <w:r>
+        <w:t xml:space="preserve">dan berkaitan langsung dengan</w:t>
+      </w:r>
+      <w:r>
+        <w:t xml:space="preserve"> </w:t>
+      </w:r>
+      <w:r>
+        <w:rPr>
+          <w:b/>
+          <w:bCs/>
+        </w:rPr>
+        <w:t xml:space="preserve">KF-06 (Validasi Batas SBML)</w:t>
+      </w:r>
+      <w:r>
+        <w:t xml:space="preserve">. KF-13 dipenuhi melalui langkah pemilihan periode,</w:t>
+      </w:r>
+      <w:r>
+        <w:t xml:space="preserve"> </w:t>
+      </w:r>
+      <w:r>
+        <w:t xml:space="preserve">penjumlahan honor seluruh mitra dari seluruh kegiatan, penandaan mitra yang melebihi</w:t>
+      </w:r>
+      <w:r>
+        <w:t xml:space="preserve"> </w:t>
+      </w:r>
+      <w:r>
+        <w:t xml:space="preserve">batas, serta penyediaan berkas unduhan. Keterkaitan dengan KF-06 terletak pada</w:t>
+      </w:r>
+      <w:r>
+        <w:t xml:space="preserve"> </w:t>
+      </w:r>
+      <w:r>
+        <w:t xml:space="preserve">langkah pembandingan honor puncak bulanan tiap mitra terhadap batas SBML, yang</w:t>
+      </w:r>
+      <w:r>
+        <w:t xml:space="preserve"> </w:t>
+      </w:r>
+      <w:r>
+        <w:t xml:space="preserve">membuat halaman ini berfungsi sebagai tempat pemeriksaan menyeluruh setelah</w:t>
+      </w:r>
+      <w:r>
+        <w:t xml:space="preserve"> </w:t>
+      </w:r>
+      <w:r>
+        <w:t xml:space="preserve">peringatan per kegiatan diberikan pada saat alokasi disimpan.</w:t>
+      </w:r>
+    </w:p>
+    <w:p>
+      <w:pPr>
+        <w:pStyle w:val="BodyText"/>
+      </w:pPr>
+      <w:r>
+        <w:t xml:space="preserve">Proses dimulai ketika pegawai membuka halaman Manajemen Honor dan menentukan periode</w:t>
+      </w:r>
+      <w:r>
+        <w:t xml:space="preserve"> </w:t>
+      </w:r>
+      <w:r>
+        <w:t xml:space="preserve">yang ingin dilihat. Periode dapat ditentukan dengan dua cara: memilih satu bulan</w:t>
+      </w:r>
+      <w:r>
+        <w:t xml:space="preserve"> </w:t>
+      </w:r>
+      <w:r>
+        <w:t xml:space="preserve">tertentu, atau menentukan rentang tanggal secara bebas. Dua cara ini disediakan</w:t>
+      </w:r>
+      <w:r>
+        <w:t xml:space="preserve"> </w:t>
+      </w:r>
+      <w:r>
+        <w:t xml:space="preserve">karena kebutuhan pemeriksaan tidak selalu mengikuti batas bulan kalender, misalnya</w:t>
+      </w:r>
+      <w:r>
+        <w:t xml:space="preserve"> </w:t>
+      </w:r>
+      <w:r>
+        <w:t xml:space="preserve">ketika Tim Keuangan memeriksa honor sepanjang satu kegiatan yang periodenya</w:t>
+      </w:r>
+      <w:r>
+        <w:t xml:space="preserve"> </w:t>
+      </w:r>
+      <w:r>
+        <w:t xml:space="preserve">melintasi dua bulan.</w:t>
+      </w:r>
+    </w:p>
+    <w:p>
+      <w:pPr>
+        <w:pStyle w:val="BodyText"/>
+      </w:pPr>
+      <w:r>
+        <w:t xml:space="preserve">Sistem kemudian memeriksa kelengkapan dan kewajaran periode yang dipilih, misalnya</w:t>
+      </w:r>
+      <w:r>
+        <w:t xml:space="preserve"> </w:t>
+      </w:r>
+      <w:r>
+        <w:t xml:space="preserve">memastikan tanggal mulai tidak berada setelah tanggal selesai. Bila periode tidak</w:t>
+      </w:r>
+      <w:r>
+        <w:t xml:space="preserve"> </w:t>
+      </w:r>
+      <w:r>
+        <w:t xml:space="preserve">sah, permintaan ditolak disertai pesan galat, dan alur berhenti.</w:t>
+      </w:r>
+    </w:p>
+    <w:p>
+      <w:pPr>
+        <w:pStyle w:val="BodyText"/>
+      </w:pPr>
+      <w:r>
+        <w:t xml:space="preserve">Bila periode sah, sistem menjumlahkan honor setiap mitra pada periode tersebut dari</w:t>
+      </w:r>
+      <w:r>
+        <w:t xml:space="preserve"> </w:t>
+      </w:r>
+      <w:r>
+        <w:t xml:space="preserve">seluruh kegiatan dan seluruh tim, bukan hanya dari kegiatan tim yang sedang membuka</w:t>
+      </w:r>
+      <w:r>
+        <w:t xml:space="preserve"> </w:t>
+      </w:r>
+      <w:r>
+        <w:t xml:space="preserve">halaman. Penjumlahan lintas tim inilah yang dahulu harus dikerjakan manual dengan</w:t>
+      </w:r>
+      <w:r>
+        <w:t xml:space="preserve"> </w:t>
+      </w:r>
+      <w:r>
+        <w:t xml:space="preserve">menggabungkan beberapa berkas. Sistem lalu membandingkan honor puncak bulanan tiap</w:t>
+      </w:r>
+      <w:r>
+        <w:t xml:space="preserve"> </w:t>
+      </w:r>
+      <w:r>
+        <w:t xml:space="preserve">mitra dengan batas SBML dan menampilkan tabel rekap beserta penanda bagi mitra yang</w:t>
+      </w:r>
+      <w:r>
+        <w:t xml:space="preserve"> </w:t>
+      </w:r>
+      <w:r>
+        <w:t xml:space="preserve">melebihi batas, sehingga mitra yang perlu diperiksa langsung terlihat tanpa membaca</w:t>
+      </w:r>
+      <w:r>
+        <w:t xml:space="preserve"> </w:t>
+      </w:r>
+      <w:r>
+        <w:t xml:space="preserve">seluruh angka satu per satu.</w:t>
+      </w:r>
+    </w:p>
+    <w:p>
+      <w:pPr>
+        <w:pStyle w:val="BodyText"/>
+      </w:pPr>
+      <w:r>
+        <w:t xml:space="preserve">Tahap terakhir bersifat pilihan. Bila rekap tersebut diperlukan sebagai lampiran</w:t>
+      </w:r>
+      <w:r>
+        <w:t xml:space="preserve"> </w:t>
+      </w:r>
+      <w:r>
+        <w:t xml:space="preserve">atau bahan pembayaran, pegawai dapat mengunduhnya dalam bentuk PDF atau Excel.</w:t>
+      </w:r>
+      <w:r>
+        <w:t xml:space="preserve"> </w:t>
+      </w:r>
+      <w:r>
+        <w:t xml:space="preserve">Berkas dibentuk di peramban berdasarkan data yang sedang tampil, sehingga isinya</w:t>
+      </w:r>
+      <w:r>
+        <w:t xml:space="preserve"> </w:t>
+      </w:r>
+      <w:r>
+        <w:t xml:space="preserve">selalu sama dengan baris yang terlihat di layar, mengikuti periode dan pencarian</w:t>
+      </w:r>
+      <w:r>
+        <w:t xml:space="preserve"> </w:t>
+      </w:r>
+      <w:r>
+        <w:t xml:space="preserve">yang sedang dipakai.</w:t>
+      </w:r>
+    </w:p>
+    <w:bookmarkEnd w:id="19"/>
+    <w:bookmarkEnd w:id="20"/>
+    <w:bookmarkStart w:id="21" w:name="tabel-ringkasan-activity-diagram"/>
     <w:p>
       <w:pPr>
         <w:pStyle w:val="Heading3"/>
@@ -2597,7 +3863,7 @@
               <w:pStyle w:val="Compact"/>
             </w:pPr>
             <w:r>
-              <w:t xml:space="preserve">Pelaku</w:t>
+              <w:t xml:space="preserve">Partisi</w:t>
             </w:r>
           </w:p>
         </w:tc>
@@ -2678,7 +3944,7 @@
               <w:pStyle w:val="Compact"/>
             </w:pPr>
             <w:r>
-              <w:t xml:space="preserve">Pembuatan Kegiatan, Alokasi Mitra, dan Validasi Batas SBM</w:t>
+              <w:t xml:space="preserve">Pembuatan Kegiatan, Alokasi Mitra, dan Validasi Batas SBML</w:t>
             </w:r>
           </w:p>
         </w:tc>
@@ -2977,6 +4243,98 @@
             </w:pPr>
             <w:r>
               <w:t xml:space="preserve">KF-02, KF-03</w:t>
+            </w:r>
+          </w:p>
+        </w:tc>
+      </w:tr>
+      <w:tr>
+        <w:tc>
+          <w:tcPr/>
+          <w:p>
+            <w:pPr>
+              <w:pStyle w:val="Compact"/>
+            </w:pPr>
+            <w:r>
+              <w:t xml:space="preserve">9</w:t>
+            </w:r>
+          </w:p>
+        </w:tc>
+        <w:tc>
+          <w:tcPr/>
+          <w:p>
+            <w:pPr>
+              <w:pStyle w:val="Compact"/>
+            </w:pPr>
+            <w:r>
+              <w:t xml:space="preserve">Pengarsipan dan Penghapusan Kegiatan</w:t>
+            </w:r>
+          </w:p>
+        </w:tc>
+        <w:tc>
+          <w:tcPr/>
+          <w:p>
+            <w:pPr>
+              <w:pStyle w:val="Compact"/>
+            </w:pPr>
+            <w:r>
+              <w:t xml:space="preserve">Admin, Sistem</w:t>
+            </w:r>
+          </w:p>
+        </w:tc>
+        <w:tc>
+          <w:tcPr/>
+          <w:p>
+            <w:pPr>
+              <w:pStyle w:val="Compact"/>
+            </w:pPr>
+            <w:r>
+              <w:t xml:space="preserve">KF-16</w:t>
+            </w:r>
+          </w:p>
+        </w:tc>
+      </w:tr>
+      <w:tr>
+        <w:tc>
+          <w:tcPr/>
+          <w:p>
+            <w:pPr>
+              <w:pStyle w:val="Compact"/>
+            </w:pPr>
+            <w:r>
+              <w:t xml:space="preserve">10</w:t>
+            </w:r>
+          </w:p>
+        </w:tc>
+        <w:tc>
+          <w:tcPr/>
+          <w:p>
+            <w:pPr>
+              <w:pStyle w:val="Compact"/>
+            </w:pPr>
+            <w:r>
+              <w:t xml:space="preserve">Rekap Honor Mitra</w:t>
+            </w:r>
+          </w:p>
+        </w:tc>
+        <w:tc>
+          <w:tcPr/>
+          <w:p>
+            <w:pPr>
+              <w:pStyle w:val="Compact"/>
+            </w:pPr>
+            <w:r>
+              <w:t xml:space="preserve">Pegawai, Sistem</w:t>
+            </w:r>
+          </w:p>
+        </w:tc>
+        <w:tc>
+          <w:tcPr/>
+          <w:p>
+            <w:pPr>
+              <w:pStyle w:val="Compact"/>
+            </w:pPr>
+            <w:r>
+              <w:t xml:space="preserve">KF-13</w:t>
             </w:r>
           </w:p>
         </w:tc>
@@ -2989,9 +4347,9 @@
         </w:pict>
       </w:r>
     </w:p>
-    <w:bookmarkEnd w:id="19"/>
-    <w:bookmarkEnd w:id="20"/>
-    <w:bookmarkStart w:id="21" w:name="X5bf52e51a4e12134091c7f6e41dbd54c6993b68"/>
+    <w:bookmarkEnd w:id="21"/>
+    <w:bookmarkEnd w:id="22"/>
+    <w:bookmarkStart w:id="23" w:name="X5bf52e51a4e12134091c7f6e41dbd54c6993b68"/>
     <w:p>
       <w:pPr>
         <w:pStyle w:val="Heading2"/>
@@ -3137,41 +4495,35 @@
           <w:b/>
           <w:bCs/>
         </w:rPr>
-        <w:t xml:space="preserve">Kebutuhan yang belum punya activity diagram.</w:t>
-      </w:r>
-      <w:r>
-        <w:t xml:space="preserve"> </w:t>
-      </w:r>
-      <w:r>
-        <w:t xml:space="preserve">KF-13 (rekap honor) dan KF-16</w:t>
-      </w:r>
-      <w:r>
-        <w:t xml:space="preserve"> </w:t>
-      </w:r>
-      <w:r>
-        <w:t xml:space="preserve">(riwayat dan arsip kegiatan) sengaja tidak dibuatkan activity diagram karena</w:t>
-      </w:r>
-      <w:r>
-        <w:t xml:space="preserve"> </w:t>
-      </w:r>
-      <w:r>
-        <w:t xml:space="preserve">alurnya lurus tanpa percabangan yang berarti: pengguna memilih penyaring, sistem</w:t>
-      </w:r>
-      <w:r>
-        <w:t xml:space="preserve"> </w:t>
-      </w:r>
-      <w:r>
-        <w:t xml:space="preserve">menampilkan data, lalu pengguna mengunduhnya. Keduanya cukup dijelaskan pada</w:t>
-      </w:r>
-      <w:r>
-        <w:t xml:space="preserve"> </w:t>
-      </w:r>
-      <w:r>
-        <w:t xml:space="preserve">rancangan antarmuka dan pengujian. Sebutkan alasan ini bila ditanya penguji.</w:t>
-      </w:r>
-    </w:p>
-    <w:bookmarkEnd w:id="21"/>
-    <w:bookmarkEnd w:id="22"/>
+        <w:t xml:space="preserve">Seluruh kebutuhan fungsional utama kini sudah memiliki activity diagram.</w:t>
+      </w:r>
+      <w:r>
+        <w:t xml:space="preserve"> </w:t>
+      </w:r>
+      <w:r>
+        <w:t xml:space="preserve">KF-13 dan KF-16 yang semula tidak dibuatkan kini masing-masing memiliki diagram</w:t>
+      </w:r>
+      <w:r>
+        <w:t xml:space="preserve"> </w:t>
+      </w:r>
+      <w:r>
+        <w:t xml:space="preserve">tersendiri, yaitu diagram nomor 10 dan nomor 9. Satu-satunya kebutuhan yang tidak</w:t>
+      </w:r>
+      <w:r>
+        <w:t xml:space="preserve"> </w:t>
+      </w:r>
+      <w:r>
+        <w:t xml:space="preserve">dibuatkan diagram adalah yang sifatnya menampilkan data tanpa percabangan sama</w:t>
+      </w:r>
+      <w:r>
+        <w:t xml:space="preserve"> </w:t>
+      </w:r>
+      <w:r>
+        <w:t xml:space="preserve">sekali, dan hal itu sudah tercakup pada rancangan antarmuka.</w:t>
+      </w:r>
+    </w:p>
+    <w:bookmarkEnd w:id="23"/>
+    <w:bookmarkEnd w:id="24"/>
     <w:sectPr>
       <w:footnotePr>
         <w:numRestart w:val="eachSect"/>
